--- a/contents/battle-workbook/compliance-w14.docx
+++ b/contents/battle-workbook/compliance-w14.docx
@@ -337,7 +337,7 @@
           <w:rFonts w:ascii="Consolas" w:hAnsi="Consolas"/>
           <w:sz w:val="19"/>
         </w:rPr>
-        <w:t>curl -s -A "co14r1-kim-phish" -H "Host: mediforum.6v6.lab" \</w:t>
+        <w:t>curl -s -A "co14r1-kim-phish" -H "Host: mediforum.el34.lab" \</w:t>
         <w:br/>
         <w:t xml:space="preserve">  --data "user=victim&amp;pass=stolen&amp;campaign=co14r1-kim" "http://192.168.0.161/login"</w:t>
       </w:r>
